--- a/_implementation-notes/evening-series/FotH Pilot Session 15 Evening Run Sheet DRAFT v1.docx
+++ b/_implementation-notes/evening-series/FotH Pilot Session 15 Evening Run Sheet DRAFT v1.docx
@@ -644,7 +644,7 @@
           <w:b/>
           <w:bCs/>
         </w:rPr>
-        <w:t xml:space="preserve">The practice, week one.</w:t>
+        <w:t>The homework practice, week one.</w:t>
       </w:r>
       <w:r>
         <w:t xml:space="preserve"> </w:t>
@@ -700,7 +700,7 @@
           <w:b/>
           <w:bCs/>
         </w:rPr>
-        <w:t xml:space="preserve">The practice, week two.</w:t>
+        <w:t>The homework practice, week two.</w:t>
       </w:r>
       <w:r>
         <w:t xml:space="preserve"> </w:t>
@@ -831,6 +831,66 @@
       </w:r>
       <w:r>
         <w:t xml:space="preserve">above is the default, not the decision.</w:t>
+      </w:r>
+    </w:p>
+    <w:p>
+      <w:pPr>
+        <w:pStyle w:val="Compact"/>
+        <w:numPr>
+          <w:ilvl w:val="0"/>
+          <w:numId w:val="1002"/>
+        </w:numPr>
+      </w:pPr>
+      <w:r>
+        <w:t>The evening opens on the map.</w:t>
+      </w:r>
+      <w:r>
+        <w:t xml:space="preserve"> The Four Connects grounding slide now opens every session. Session 15 gathers the whole map into a rhythm — all four Connects, sustained. Each connection makes the next one real (Matt. 22:37–40).</w:t>
+      </w:r>
+    </w:p>
+    <w:p>
+      <w:pPr>
+        <w:pStyle w:val="Compact"/>
+        <w:numPr>
+          <w:ilvl w:val="0"/>
+          <w:numId w:val="1002"/>
+        </w:numPr>
+      </w:pPr>
+      <w:r>
+        <w:t>A pair leads, visibly.</w:t>
+      </w:r>
+      <w:r>
+        <w:t xml:space="preserve"> Name it in the welcome: two leaders hold tonight — container and content — and the room will see the evening handed back and forth between them. That is the design. The pair practices the session together before the evening (at the planning lab, or before dinner), so each knows who is where in the flow.</w:t>
+      </w:r>
+    </w:p>
+    <w:p>
+      <w:pPr>
+        <w:pStyle w:val="Compact"/>
+        <w:numPr>
+          <w:ilvl w:val="0"/>
+          <w:numId w:val="1002"/>
+        </w:numPr>
+      </w:pPr>
+      <w:r>
+        <w:t>Split only if the room needs it.</w:t>
+      </w:r>
+      <w:r>
+        <w:t xml:space="preserve"> Any split-and-merge assumes numbers. With six or so around the table, stay one circle — or drop into quick pair work in place, knee to knee, which does the same work faster. Pair work is also the standing time-recovery lever: a full split-and-merge costs about five minutes.</w:t>
+      </w:r>
+    </w:p>
+    <w:p>
+      <w:pPr>
+        <w:pStyle w:val="Compact"/>
+        <w:numPr>
+          <w:ilvl w:val="0"/>
+          <w:numId w:val="1002"/>
+        </w:numPr>
+      </w:pPr>
+      <w:r>
+        <w:t>The container holder is the busier seat.</w:t>
+      </w:r>
+      <w:r>
+        <w:t xml:space="preserve"> Clock and room both: a continuous read against safe, present, clear, intentional — noticing anyone triggered or checked out. Anything of weight goes to the backstop adult; that handoff is the bright line working, not the container failing.</w:t>
       </w:r>
     </w:p>
     <w:bookmarkEnd w:id="11"/>

--- a/_implementation-notes/evening-series/FotH Pilot Session 15 Evening Run Sheet DRAFT v1.docx
+++ b/_implementation-notes/evening-series/FotH Pilot Session 15 Evening Run Sheet DRAFT v1.docx
@@ -8,7 +8,7 @@
         <w:pStyle w:val="Heading1"/>
       </w:pPr>
       <w:r>
-        <w:t xml:space="preserve">Session 15, Evening Form — THE RHYTHM AND THE FOUR QUESTIONS</w:t>
+        <w:t>Evening 11 — THE RHYTHM AND THE FOUR QUESTIONS</w:t>
       </w:r>
     </w:p>
     <w:p>
@@ -114,31 +114,31 @@
           <w:b/>
           <w:bCs/>
         </w:rPr>
-        <w:t xml:space="preserve">Anchor.</w:t>
+        <w:t>Anchor.</w:t>
       </w:r>
       <w:r>
         <w:t xml:space="preserve"> </w:t>
       </w:r>
       <w:r>
-        <w:t xml:space="preserve">Galatians 6:9 (</w:t>
-      </w:r>
-      <w:r>
-        <w:t xml:space="preserve">“And let us not grow weary of doing good, for in due season we will reap, if we do not give up”</w:t>
-      </w:r>
-      <w:r>
-        <w:t xml:space="preserve">) for the rhythm; Psalm 139:23–24 — the</w:t>
+        <w:t>Galatians 6:9 (</w:t>
+      </w:r>
+      <w:r>
+        <w:t>“And let us not grow weary of doing good, for in due season we will reap, if we do not give up”</w:t>
+      </w:r>
+      <w:r>
+        <w:t>) for the rhythm; Psalm 139:23–24 — the</w:t>
       </w:r>
       <w:r>
         <w:t xml:space="preserve"> </w:t>
       </w:r>
       <w:r>
-        <w:t xml:space="preserve">“Search me, O God”</w:t>
+        <w:t>“Search me, O God”</w:t>
       </w:r>
       <w:r>
         <w:t xml:space="preserve"> </w:t>
       </w:r>
       <w:r>
-        <w:t xml:space="preserve">prayer the room prayed vertically in Weeks 3–4, now asked horizontally — for the questions. Secondary: James 1:19 (quick to hear, slow to speak).</w:t>
+        <w:t>prayer the room prayed vertically in Evening 3, now asked horizontally — for the questions. Secondary: James 1:19 (quick to hear, slow to speak).</w:t>
       </w:r>
     </w:p>
     <w:bookmarkStart w:id="9" w:name="the-run-sheet-700-830"/>
@@ -628,7 +628,7 @@
         <w:pStyle w:val="Heading2"/>
       </w:pPr>
       <w:r>
-        <w:t xml:space="preserve">The homework handout (Session 15, two weeks)</w:t>
+        <w:t>The homework handout (Evening 11, two weeks)</w:t>
       </w:r>
     </w:p>
     <w:p>
@@ -845,7 +845,7 @@
         <w:t>The evening opens on the map.</w:t>
       </w:r>
       <w:r>
-        <w:t xml:space="preserve"> The Four Connects grounding slide now opens every session. Session 15 gathers the whole map into a rhythm — all four Connects, sustained. Each connection makes the next one real (Matt. 22:37–40).</w:t>
+        <w:t xml:space="preserve"> The Four Connects grounding slide now opens every session. Evening 11 gathers the whole map into a rhythm — all four Connects, sustained. Each connection makes the next one real (Matt. 22:37–40).</w:t>
       </w:r>
     </w:p>
     <w:p>
@@ -896,6 +896,8 @@
     <w:bookmarkEnd w:id="11"/>
     <w:bookmarkEnd w:id="12"/>
     <w:sectPr>
+      <w:headerReference w:type="default" r:id="rId9"/>
+      <w:footerReference w:type="default" r:id="rId10"/>
       <w:footnotePr>
         <w:numRestart w:val="eachSect"/>
       </w:footnotePr>
@@ -908,6 +910,16 @@
 <w:comments xmlns:w="http://schemas.openxmlformats.org/wordprocessingml/2006/main" xmlns:m="http://schemas.openxmlformats.org/officeDocument/2006/math" xmlns:r="http://schemas.openxmlformats.org/officeDocument/2006/relationships" xmlns:o="urn:schemas-microsoft-com:office:office" xmlns:v="urn:schemas-microsoft-com:vml" xmlns:w10="urn:schemas-microsoft-com:office:word" xmlns:a="http://schemas.openxmlformats.org/drawingml/2006/main" xmlns:pic="http://schemas.openxmlformats.org/drawingml/2006/picture" xmlns:wp="http://schemas.openxmlformats.org/drawingml/2006/wordprocessingDrawing"/>
 </file>
 
+<file path=word/footer1.xml><?xml version="1.0" encoding="utf-8"?>
+<w:ftr xmlns:m="http://schemas.openxmlformats.org/officeDocument/2006/math" xmlns:mc="http://schemas.openxmlformats.org/markup-compatibility/2006" xmlns:mo="http://schemas.microsoft.com/office/mac/office/2008/main" xmlns:mv="urn:schemas-microsoft-com:mac:vml" xmlns:o="urn:schemas-microsoft-com:office:office" xmlns:r="http://schemas.openxmlformats.org/officeDocument/2006/relationships" xmlns:v="urn:schemas-microsoft-com:vml" xmlns:w10="urn:schemas-microsoft-com:office:word" xmlns:w14="http://schemas.microsoft.com/office/word/2010/wordml" xmlns:w="http://schemas.openxmlformats.org/wordprocessingml/2006/main" xmlns:wne="http://schemas.microsoft.com/office/word/2006/wordml" xmlns:wp14="http://schemas.microsoft.com/office/word/2010/wordprocessingDrawing" xmlns:wp="http://schemas.openxmlformats.org/drawingml/2006/wordprocessingDrawing" xmlns:wpc="http://schemas.microsoft.com/office/word/2010/wordprocessingCanvas" xmlns:wpg="http://schemas.microsoft.com/office/word/2010/wordprocessingGroup" xmlns:wpi="http://schemas.microsoft.com/office/word/2010/wordprocessingInk" xmlns:wps="http://schemas.microsoft.com/office/word/2010/wordprocessingShape" mc:Ignorable="w14 wp14">
+  <w:p>
+    <w:pPr>
+      <w:pStyle w:val="Footer"/>
+    </w:pPr>
+  </w:p>
+</w:ftr>
+</file>
+
 <file path=word/footnotes.xml><?xml version="1.0" encoding="utf-8"?>
 <w:footnotes xmlns:w="http://schemas.openxmlformats.org/wordprocessingml/2006/main" xmlns:m="http://schemas.openxmlformats.org/officeDocument/2006/math" xmlns:r="http://schemas.openxmlformats.org/officeDocument/2006/relationships" xmlns:o="urn:schemas-microsoft-com:office:office" xmlns:v="urn:schemas-microsoft-com:vml" xmlns:w10="urn:schemas-microsoft-com:office:word" xmlns:a="http://schemas.openxmlformats.org/drawingml/2006/main" xmlns:pic="http://schemas.openxmlformats.org/drawingml/2006/picture" xmlns:wp="http://schemas.openxmlformats.org/drawingml/2006/wordprocessingDrawing">
   <w:footnote w:type="continuationSeparator" w:id="0">
@@ -925,6 +937,16 @@
     </w:p>
   </w:footnote>
 </w:footnotes>
+</file>
+
+<file path=word/header1.xml><?xml version="1.0" encoding="utf-8"?>
+<w:hdr xmlns:m="http://schemas.openxmlformats.org/officeDocument/2006/math" xmlns:mc="http://schemas.openxmlformats.org/markup-compatibility/2006" xmlns:mo="http://schemas.microsoft.com/office/mac/office/2008/main" xmlns:mv="urn:schemas-microsoft-com:mac:vml" xmlns:o="urn:schemas-microsoft-com:office:office" xmlns:r="http://schemas.openxmlformats.org/officeDocument/2006/relationships" xmlns:v="urn:schemas-microsoft-com:vml" xmlns:w10="urn:schemas-microsoft-com:office:word" xmlns:w14="http://schemas.microsoft.com/office/word/2010/wordml" xmlns:w="http://schemas.openxmlformats.org/wordprocessingml/2006/main" xmlns:wne="http://schemas.microsoft.com/office/word/2006/wordml" xmlns:wp14="http://schemas.microsoft.com/office/word/2010/wordprocessingDrawing" xmlns:wp="http://schemas.openxmlformats.org/drawingml/2006/wordprocessingDrawing" xmlns:wpc="http://schemas.microsoft.com/office/word/2010/wordprocessingCanvas" xmlns:wpg="http://schemas.microsoft.com/office/word/2010/wordprocessingGroup" xmlns:wpi="http://schemas.microsoft.com/office/word/2010/wordprocessingInk" xmlns:wps="http://schemas.microsoft.com/office/word/2010/wordprocessingShape" mc:Ignorable="w14 wp14">
+  <w:p>
+    <w:pPr>
+      <w:pStyle w:val="Header"/>
+    </w:pPr>
+  </w:p>
+</w:hdr>
 </file>
 
 <file path=word/numbering.xml><?xml version="1.0" encoding="utf-8"?>
